--- a/markdown_explains/01_Databricks_Tutorial_2025/EXPLANATION_01_1.docx
+++ b/markdown_explains/01_Databricks_Tutorial_2025/EXPLANATION_01_1.docx
@@ -14,53 +14,6 @@
     </w:p>
     <w:p>
       <w:pPr>
-        <w:rPr>
-          <w:b/>
-          <w:bCs/>
-          <w:sz w:val="56"/>
-          <w:szCs w:val="56"/>
-        </w:rPr>
-      </w:pPr>
-      <w:r>
-        <w:rPr>
-          <w:b/>
-          <w:bCs/>
-          <w:sz w:val="56"/>
-          <w:szCs w:val="56"/>
-        </w:rPr>
-        <w:t xml:space="preserve">EXPLATION </w:t>
-      </w:r>
-      <w:r>
-        <w:rPr>
-          <w:b/>
-          <w:bCs/>
-          <w:sz w:val="52"/>
-          <w:szCs w:val="52"/>
-        </w:rPr>
-        <w:t>01.</w:t>
-      </w:r>
-      <w:r>
-        <w:rPr>
-          <w:b/>
-          <w:bCs/>
-          <w:sz w:val="56"/>
-          <w:szCs w:val="56"/>
-        </w:rPr>
-        <w:t>1</w:t>
-      </w:r>
-      <w:r>
-        <w:rPr>
-          <w:b/>
-          <w:bCs/>
-          <w:sz w:val="56"/>
-          <w:szCs w:val="56"/>
-        </w:rPr>
-        <w:t xml:space="preserve"> </w:t>
-      </w:r>
-    </w:p>
-    <w:p>
-      <w:pPr>
-        <w:jc w:val="center"/>
         <w:rPr>
           <w:b/>
           <w:bCs/>
@@ -611,7 +564,7 @@
         <v:path o:extrusionok="f" gradientshapeok="t" o:connecttype="rect"/>
         <o:lock v:ext="edit" aspectratio="t"/>
       </v:shapetype>
-      <v:shape id="Picture 1" o:spid="_x0000_i1025" type="#_x0000_t75" style="width:3.25pt;height:4.1pt;visibility:visible;mso-wrap-style:square" o:bullet="t">
+      <v:shape id="Picture 1" o:spid="_x0000_i1025" type="#_x0000_t75" style="width:3pt;height:3.75pt;visibility:visible;mso-wrap-style:square" o:bullet="t">
         <v:imagedata r:id="rId1" o:title=""/>
       </v:shape>
     </w:pict>
